--- a/Суфлери/Проєктування інформаційних систем/ЛР1 Вибір об’єкта дослідження, дерево цілей і WBS/15_WBS_1.8_СУФЛЕР.docx
+++ b/Суфлери/Проєктування інформаційних систем/ЛР1 Вибір об’єкта дослідження, дерево цілей і WBS/15_WBS_1.8_СУФЛЕР.docx
@@ -28,7 +28,7 @@
           <w:i w:val="0"/>
           <w:sz w:val="34"/>
         </w:rPr>
-        <w:t>WBS: субпроект 1.8 «Впровадження»</w:t>
+        <w:t>WBS: субпроєкт 1.8 «Впровадження»</w:t>
       </w:r>
     </w:p>
     <w:tbl>
@@ -185,7 +185,7 @@
                 <w:i w:val="0"/>
                 <w:sz w:val="23"/>
               </w:rPr>
-              <w:t>15 з 15</w:t>
+              <w:t>10 з 10</w:t>
             </w:r>
           </w:p>
         </w:tc>
@@ -222,7 +222,7 @@
                 <w:i w:val="0"/>
                 <w:sz w:val="23"/>
               </w:rPr>
-              <w:t>Останній субпроект: випробування, навчання персоналу і введення в постійну експлуатацію.</w:t>
+              <w:t>Останній субпроєкт: випробування, навчання персоналу і введення в постійну експлуатацію.</w:t>
             </w:r>
           </w:p>
         </w:tc>
@@ -259,7 +259,7 @@
           <w:i w:val="0"/>
           <w:sz w:val="27"/>
         </w:rPr>
-        <w:t>Субпроект 1.8 відповідає стадії «Введення в дію» за ГОСТ 34.601-90: випробування, навчання і приймання.</w:t>
+        <w:t>Субпроєкт 1.8 відповідає стадії «Введення в дію» за ГОСТ 34.601-90: випробування, навчання і приймання.</w:t>
       </w:r>
     </w:p>
     <w:p>
@@ -380,7 +380,7 @@
           <w:i w:val="0"/>
           <w:sz w:val="26"/>
         </w:rPr>
-        <w:t>: 1.8.3.1 приймальні випробування і введення в постійну експлуатацію.</w:t>
+        <w:t>: 1.8.3.1 приймальні випробування, 1.8.3.2 введення в постійну експлуатацію.</w:t>
       </w:r>
     </w:p>
     <w:p>
@@ -414,7 +414,7 @@
           <w:i w:val="0"/>
           <w:sz w:val="26"/>
         </w:rPr>
-        <w:t xml:space="preserve"> Ієрархічне кодування 1.x / 1.x.x / 1.x.x.x — етап 5 розробки WBS «Формування системи кодування»: за кодом одразу видно, якому субпроекту належить пакет.</w:t>
+        <w:t xml:space="preserve"> Ієрархічне кодування 1.x / 1.x.x / 1.x.x.x — етап 5 розробки WBS «Формування системи кодування»: за кодом одразу видно, якому субпроєкту належить пакет.</w:t>
       </w:r>
     </w:p>
     <w:p>
@@ -483,7 +483,7 @@
           <w:i w:val="0"/>
           <w:sz w:val="26"/>
         </w:rPr>
-        <w:t>Треба пройти різні режими атак, включно з масованими, і накопичити статистику KPI для прийняття рішення.</w:t>
+        <w:t>Треба пройти різні режими атак, включно з масованими, і накопичити статистику КПЕ для прийняття рішення.</w:t>
       </w:r>
     </w:p>
     <w:p>
@@ -558,7 +558,7 @@
           <w:i w:val="0"/>
           <w:sz w:val="26"/>
         </w:rPr>
-        <w:t>Що є кінцевим результатом проекту за WBS?</w:t>
+        <w:t>Що є кінцевим результатом проєкту за WBS?</w:t>
       </w:r>
     </w:p>
     <w:p>
@@ -583,7 +583,7 @@
           <w:i w:val="0"/>
           <w:sz w:val="26"/>
         </w:rPr>
-        <w:t>Пакет 1.8.3.1 — система в постійній експлуатації; всі інші пакети — передумови до нього.</w:t>
+        <w:t>Пакет 1.8.3.2 — система в постійній експлуатації; всі інші пакети — передумови до нього.</w:t>
       </w:r>
     </w:p>
     <w:p>
